--- a/2.2.1 Manual Handling.docx
+++ b/2.2.1 Manual Handling.docx
@@ -210,7 +210,7 @@
                 <w:szCs w:val="20"/>
                 <w:lang w:val="en-US"/>
               </w:rPr>
-              <w:t>24</w:t>
+              <w:t>8</w:t>
             </w:r>
             <w:r>
               <w:rPr>
@@ -229,7 +229,7 @@
                 <w:szCs w:val="20"/>
                 <w:lang w:val="en-US"/>
               </w:rPr>
-              <w:t xml:space="preserve"> February 2025</w:t>
+              <w:t xml:space="preserve"> January 2026</w:t>
             </w:r>
           </w:p>
         </w:tc>
@@ -342,15 +342,23 @@
                 <w:sz w:val="20"/>
                 <w:szCs w:val="20"/>
               </w:rPr>
-              <w:t>Mathew Mander</w:t>
-            </w:r>
-            <w:r>
-              <w:rPr>
-                <w:rFonts w:ascii="Arial" w:hAnsi="Arial" w:cs="Arial"/>
-                <w:sz w:val="20"/>
-                <w:szCs w:val="20"/>
-              </w:rPr>
-              <w:t xml:space="preserve"> and </w:t>
+              <w:t xml:space="preserve">Darren Davies </w:t>
+            </w:r>
+            <w:r>
+              <w:rPr>
+                <w:rFonts w:ascii="Arial" w:hAnsi="Arial" w:cs="Arial"/>
+                <w:sz w:val="20"/>
+                <w:szCs w:val="20"/>
+              </w:rPr>
+              <w:t>and</w:t>
+            </w:r>
+            <w:r>
+              <w:rPr>
+                <w:rFonts w:ascii="Arial" w:hAnsi="Arial" w:cs="Arial"/>
+                <w:sz w:val="20"/>
+                <w:szCs w:val="20"/>
+              </w:rPr>
+              <w:t xml:space="preserve"> </w:t>
             </w:r>
             <w:r>
               <w:rPr>
@@ -2293,6 +2301,7 @@
                 <w:lang w:eastAsia="en-US"/>
               </w:rPr>
             </w:pPr>
+            <w:proofErr w:type="gramStart"/>
             <w:r>
               <w:rPr>
                 <w:rFonts w:ascii="Arial" w:hAnsi="Arial" w:cs="Arial"/>
@@ -2301,7 +2310,18 @@
                 <w:szCs w:val="18"/>
                 <w:lang w:eastAsia="en-US"/>
               </w:rPr>
-              <w:t xml:space="preserve">Probability  (Prob) </w:t>
+              <w:t>Probability  (</w:t>
+            </w:r>
+            <w:proofErr w:type="gramEnd"/>
+            <w:r>
+              <w:rPr>
+                <w:rFonts w:ascii="Arial" w:hAnsi="Arial" w:cs="Arial"/>
+                <w:b/>
+                <w:sz w:val="16"/>
+                <w:szCs w:val="18"/>
+                <w:lang w:eastAsia="en-US"/>
+              </w:rPr>
+              <w:t xml:space="preserve">Prob) </w:t>
             </w:r>
           </w:p>
         </w:tc>
@@ -2701,6 +2721,7 @@
                 <w:lang w:eastAsia="en-US"/>
               </w:rPr>
             </w:pPr>
+            <w:proofErr w:type="gramStart"/>
             <w:r>
               <w:rPr>
                 <w:rFonts w:ascii="Arial" w:hAnsi="Arial" w:cs="Arial"/>
@@ -2709,7 +2730,18 @@
                 <w:szCs w:val="18"/>
                 <w:lang w:eastAsia="en-US"/>
               </w:rPr>
-              <w:t>Severity  (Sev)</w:t>
+              <w:t>Severity  (</w:t>
+            </w:r>
+            <w:proofErr w:type="gramEnd"/>
+            <w:r>
+              <w:rPr>
+                <w:rFonts w:ascii="Arial" w:hAnsi="Arial" w:cs="Arial"/>
+                <w:b/>
+                <w:sz w:val="16"/>
+                <w:szCs w:val="18"/>
+                <w:lang w:eastAsia="en-US"/>
+              </w:rPr>
+              <w:t>Sev)</w:t>
             </w:r>
           </w:p>
         </w:tc>
@@ -3506,30 +3538,6 @@
               </w:rPr>
               <w:t>Manual Handling</w:t>
             </w:r>
-            <w:r>
-              <w:rPr>
-                <w:rFonts w:ascii="Arial" w:hAnsi="Arial" w:cs="Arial"/>
-                <w:sz w:val="20"/>
-                <w:szCs w:val="20"/>
-              </w:rPr>
-              <w:t xml:space="preserve"> </w:t>
-            </w:r>
-            <w:r>
-              <w:rPr>
-                <w:rFonts w:ascii="Arial" w:hAnsi="Arial" w:cs="Arial"/>
-                <w:sz w:val="20"/>
-                <w:szCs w:val="20"/>
-              </w:rPr>
-              <w:t>Live Test</w:t>
-            </w:r>
-            <w:r>
-              <w:rPr>
-                <w:rFonts w:ascii="Arial" w:hAnsi="Arial" w:cs="Arial"/>
-                <w:sz w:val="20"/>
-                <w:szCs w:val="20"/>
-              </w:rPr>
-              <w:t>10</w:t>
-            </w:r>
           </w:p>
           <w:p>
             <w:pPr>
@@ -4813,17 +4821,29 @@
                 <w:sz w:val="16"/>
                 <w:szCs w:val="16"/>
               </w:rPr>
-              <w:t>rate imposed by a process?</w:t>
-            </w:r>
-          </w:p>
-          <w:p>
-            <w:pPr>
-              <w:rPr>
-                <w:rFonts w:ascii="Arial" w:hAnsi="Arial" w:cs="Arial"/>
-                <w:sz w:val="20"/>
-                <w:szCs w:val="20"/>
-              </w:rPr>
-            </w:pPr>
+              <w:t xml:space="preserve">rate imposed by a </w:t>
+            </w:r>
+            <w:proofErr w:type="gramStart"/>
+            <w:r>
+              <w:rPr>
+                <w:rFonts w:ascii="Arial" w:hAnsi="Arial" w:cs="Arial"/>
+                <w:i/>
+                <w:sz w:val="16"/>
+                <w:szCs w:val="16"/>
+              </w:rPr>
+              <w:t>process?</w:t>
+            </w:r>
+            <w:proofErr w:type="gramEnd"/>
+          </w:p>
+          <w:p>
+            <w:pPr>
+              <w:rPr>
+                <w:rFonts w:ascii="Arial" w:hAnsi="Arial" w:cs="Arial"/>
+                <w:sz w:val="20"/>
+                <w:szCs w:val="20"/>
+              </w:rPr>
+            </w:pPr>
+            <w:proofErr w:type="gramStart"/>
             <w:r>
               <w:rPr>
                 <w:rFonts w:ascii="Arial" w:hAnsi="Arial" w:cs="Arial"/>
@@ -4832,6 +4852,7 @@
               </w:rPr>
               <w:t>CONT:-</w:t>
             </w:r>
+            <w:proofErr w:type="gramEnd"/>
           </w:p>
         </w:tc>
         <w:tc>
@@ -6770,7 +6791,25 @@
                 <w:sz w:val="20"/>
                 <w:szCs w:val="20"/>
               </w:rPr>
-              <w:t>handled with particular caution as t</w:t>
+              <w:t xml:space="preserve">handled with </w:t>
+            </w:r>
+            <w:proofErr w:type="gramStart"/>
+            <w:r>
+              <w:rPr>
+                <w:rFonts w:ascii="Arial" w:hAnsi="Arial" w:cs="Arial"/>
+                <w:sz w:val="20"/>
+                <w:szCs w:val="20"/>
+              </w:rPr>
+              <w:t>particular caution</w:t>
+            </w:r>
+            <w:proofErr w:type="gramEnd"/>
+            <w:r>
+              <w:rPr>
+                <w:rFonts w:ascii="Arial" w:hAnsi="Arial" w:cs="Arial"/>
+                <w:sz w:val="20"/>
+                <w:szCs w:val="20"/>
+              </w:rPr>
+              <w:t xml:space="preserve"> as t</w:t>
             </w:r>
             <w:r>
               <w:rPr>
@@ -7269,16 +7308,36 @@
                 <w:sz w:val="20"/>
                 <w:szCs w:val="20"/>
               </w:rPr>
-              <w:t xml:space="preserve"> taken into account</w:t>
-            </w:r>
-            <w:r>
-              <w:rPr>
-                <w:rFonts w:ascii="Arial" w:hAnsi="Arial" w:cs="Arial"/>
-                <w:sz w:val="20"/>
-                <w:szCs w:val="20"/>
-              </w:rPr>
-              <w:t xml:space="preserve"> by the person in charge on a daily basis</w:t>
-            </w:r>
+              <w:t xml:space="preserve"> </w:t>
+            </w:r>
+            <w:proofErr w:type="gramStart"/>
+            <w:r>
+              <w:rPr>
+                <w:rFonts w:ascii="Arial" w:hAnsi="Arial" w:cs="Arial"/>
+                <w:sz w:val="20"/>
+                <w:szCs w:val="20"/>
+              </w:rPr>
+              <w:t>taken into account</w:t>
+            </w:r>
+            <w:proofErr w:type="gramEnd"/>
+            <w:r>
+              <w:rPr>
+                <w:rFonts w:ascii="Arial" w:hAnsi="Arial" w:cs="Arial"/>
+                <w:sz w:val="20"/>
+                <w:szCs w:val="20"/>
+              </w:rPr>
+              <w:t xml:space="preserve"> by the person in charge </w:t>
+            </w:r>
+            <w:proofErr w:type="gramStart"/>
+            <w:r>
+              <w:rPr>
+                <w:rFonts w:ascii="Arial" w:hAnsi="Arial" w:cs="Arial"/>
+                <w:sz w:val="20"/>
+                <w:szCs w:val="20"/>
+              </w:rPr>
+              <w:t>on a daily basis</w:t>
+            </w:r>
+            <w:proofErr w:type="gramEnd"/>
             <w:r>
               <w:rPr>
                 <w:rFonts w:ascii="Arial" w:hAnsi="Arial" w:cs="Arial"/>
@@ -7537,6 +7596,7 @@
               </w:rPr>
               <w:t xml:space="preserve">Hazard to those who are </w:t>
             </w:r>
+            <w:proofErr w:type="gramStart"/>
             <w:r>
               <w:rPr>
                 <w:rFonts w:ascii="Arial" w:hAnsi="Arial" w:cs="Arial"/>
@@ -7551,7 +7611,16 @@
                 <w:sz w:val="16"/>
                 <w:szCs w:val="16"/>
               </w:rPr>
-              <w:t xml:space="preserve">regnant? </w:t>
+              <w:t>regnant?</w:t>
+            </w:r>
+            <w:proofErr w:type="gramEnd"/>
+            <w:r>
+              <w:rPr>
+                <w:rFonts w:ascii="Arial" w:hAnsi="Arial" w:cs="Arial"/>
+                <w:sz w:val="16"/>
+                <w:szCs w:val="16"/>
+              </w:rPr>
+              <w:t xml:space="preserve"> </w:t>
             </w:r>
           </w:p>
           <w:p>
@@ -7708,15 +7777,33 @@
                 <w:sz w:val="20"/>
                 <w:szCs w:val="20"/>
               </w:rPr>
-              <w:t>Staff are instructed and trained that they must give consideration</w:t>
-            </w:r>
-            <w:r>
-              <w:rPr>
-                <w:rFonts w:ascii="Arial" w:hAnsi="Arial" w:cs="Arial"/>
-                <w:sz w:val="20"/>
-                <w:szCs w:val="20"/>
-              </w:rPr>
-              <w:t xml:space="preserve"> to </w:t>
+              <w:t xml:space="preserve">Staff are instructed and trained that they must </w:t>
+            </w:r>
+            <w:proofErr w:type="gramStart"/>
+            <w:r>
+              <w:rPr>
+                <w:rFonts w:ascii="Arial" w:hAnsi="Arial" w:cs="Arial"/>
+                <w:sz w:val="20"/>
+                <w:szCs w:val="20"/>
+              </w:rPr>
+              <w:t>give consideration</w:t>
+            </w:r>
+            <w:r>
+              <w:rPr>
+                <w:rFonts w:ascii="Arial" w:hAnsi="Arial" w:cs="Arial"/>
+                <w:sz w:val="20"/>
+                <w:szCs w:val="20"/>
+              </w:rPr>
+              <w:t xml:space="preserve"> to</w:t>
+            </w:r>
+            <w:proofErr w:type="gramEnd"/>
+            <w:r>
+              <w:rPr>
+                <w:rFonts w:ascii="Arial" w:hAnsi="Arial" w:cs="Arial"/>
+                <w:sz w:val="20"/>
+                <w:szCs w:val="20"/>
+              </w:rPr>
+              <w:t xml:space="preserve"> </w:t>
             </w:r>
             <w:r>
               <w:rPr>
@@ -9215,47 +9302,7 @@
                 <w:sz w:val="20"/>
                 <w:szCs w:val="20"/>
               </w:rPr>
-              <w:t>Continue to review training to</w:t>
-            </w:r>
-            <w:r>
-              <w:rPr>
-                <w:rFonts w:ascii="Arial" w:hAnsi="Arial" w:cs="Arial"/>
-                <w:sz w:val="20"/>
-                <w:szCs w:val="20"/>
-              </w:rPr>
-              <w:t xml:space="preserve"> ensure all </w:t>
-            </w:r>
-            <w:r>
-              <w:rPr>
-                <w:rFonts w:ascii="Arial" w:hAnsi="Arial" w:cs="Arial"/>
-                <w:sz w:val="20"/>
-                <w:szCs w:val="20"/>
-              </w:rPr>
-              <w:t>staff that carry out manual</w:t>
-            </w:r>
-            <w:r>
-              <w:rPr>
-                <w:rFonts w:ascii="Arial" w:hAnsi="Arial" w:cs="Arial"/>
-                <w:sz w:val="20"/>
-                <w:szCs w:val="20"/>
-              </w:rPr>
-              <w:t xml:space="preserve"> handling </w:t>
-            </w:r>
-            <w:r>
-              <w:rPr>
-                <w:rFonts w:ascii="Arial" w:hAnsi="Arial" w:cs="Arial"/>
-                <w:sz w:val="20"/>
-                <w:szCs w:val="20"/>
-              </w:rPr>
-              <w:t xml:space="preserve">activities, receive </w:t>
-            </w:r>
-            <w:r>
-              <w:rPr>
-                <w:rFonts w:ascii="Arial" w:hAnsi="Arial" w:cs="Arial"/>
-                <w:sz w:val="20"/>
-                <w:szCs w:val="20"/>
-              </w:rPr>
-              <w:t>training commensurate to their role.</w:t>
+              <w:t>Continue to review training to ensure all staff that carry out manual handling activities, receive training commensurate to their role. Edit 10</w:t>
             </w:r>
           </w:p>
         </w:tc>
@@ -9273,21 +9320,11 @@
             </w:pPr>
             <w:r>
               <w:rPr>
-                <w:rStyle w:val="Emphasis"/>
-                <w:rFonts w:ascii="Arial" w:hAnsi="Arial" w:cs="Arial"/>
-                <w:b w:val="0"/>
-                <w:sz w:val="20"/>
-                <w:szCs w:val="20"/>
-              </w:rPr>
-              <w:t xml:space="preserve">School's </w:t>
-            </w:r>
-            <w:r>
-              <w:rPr>
-                <w:rFonts w:ascii="Arial" w:hAnsi="Arial" w:cs="Arial"/>
-                <w:sz w:val="20"/>
-                <w:szCs w:val="20"/>
-              </w:rPr>
-              <w:t>H&amp;S Management team</w:t>
+                <w:rFonts w:ascii="Arial" w:eastAsia="Calibri" w:hAnsi="Arial" w:cs="Arial"/>
+                <w:sz w:val="20"/>
+                <w:szCs w:val="20"/>
+              </w:rPr>
+              <w:t>School's H&amp;S Management team</w:t>
             </w:r>
           </w:p>
         </w:tc>
@@ -9303,15 +9340,6 @@
                 <w:szCs w:val="20"/>
               </w:rPr>
             </w:pPr>
-          </w:p>
-          <w:p>
-            <w:pPr>
-              <w:rPr>
-                <w:rFonts w:ascii="Arial" w:hAnsi="Arial" w:cs="Arial"/>
-                <w:sz w:val="20"/>
-                <w:szCs w:val="20"/>
-              </w:rPr>
-            </w:pPr>
             <w:r>
               <w:rPr>
                 <w:rFonts w:ascii="Arial" w:hAnsi="Arial" w:cs="Arial"/>
@@ -9320,6 +9348,15 @@
               </w:rPr>
               <w:t>On-going</w:t>
             </w:r>
+          </w:p>
+          <w:p>
+            <w:pPr>
+              <w:rPr>
+                <w:rFonts w:ascii="Arial" w:hAnsi="Arial" w:cs="Arial"/>
+                <w:sz w:val="20"/>
+                <w:szCs w:val="20"/>
+              </w:rPr>
+            </w:pPr>
           </w:p>
         </w:tc>
         <w:tc>
@@ -9380,6 +9417,7 @@
               <w:jc w:val="center"/>
               <w:rPr>
                 <w:rFonts w:ascii="Arial" w:hAnsi="Arial" w:cs="Arial"/>
+                <w:b/>
                 <w:sz w:val="20"/>
                 <w:szCs w:val="20"/>
               </w:rPr>
@@ -9413,16 +9451,17 @@
                 <w:sz w:val="20"/>
                 <w:szCs w:val="20"/>
               </w:rPr>
-              <w:t xml:space="preserve">Test Action </w:t>
-            </w:r>
-            <w:r>
-              <w:rPr>
-                <w:rFonts w:ascii="Arial" w:hAnsi="Arial" w:cs="Arial"/>
-                <w:sz w:val="20"/>
-                <w:szCs w:val="20"/>
-              </w:rPr>
-              <w:t>Two, carry out tasks to reduce risk, then be even more careful</w:t>
-            </w:r>
+              <w:t>Ensure the risk assessments are communicated to all relevant staff.once read and understood it`s recommended staff sign to state this. Edit 10</w:t>
+            </w:r>
+          </w:p>
+          <w:p>
+            <w:pPr>
+              <w:rPr>
+                <w:rFonts w:ascii="Arial" w:hAnsi="Arial" w:cs="Arial"/>
+                <w:sz w:val="20"/>
+                <w:szCs w:val="20"/>
+              </w:rPr>
+            </w:pPr>
           </w:p>
         </w:tc>
         <w:tc>
@@ -9448,17 +9487,7 @@
                 <w:sz w:val="20"/>
                 <w:szCs w:val="20"/>
               </w:rPr>
-              <w:t xml:space="preserve">School </w:t>
-            </w:r>
-            <w:r>
-              <w:rPr>
-                <w:rStyle w:val="Emphasis"/>
-                <w:rFonts w:ascii="Arial" w:hAnsi="Arial" w:cs="Arial"/>
-                <w:b w:val="0"/>
-                <w:sz w:val="20"/>
-                <w:szCs w:val="20"/>
-              </w:rPr>
-              <w:t>Management</w:t>
+              <w:t>School's H&amp;S Management team</w:t>
             </w:r>
           </w:p>
         </w:tc>
@@ -9481,520 +9510,13 @@
                 <w:sz w:val="20"/>
                 <w:szCs w:val="20"/>
               </w:rPr>
-              <w:t>2 Months</w:t>
+              <w:t>1 month</w:t>
             </w:r>
           </w:p>
         </w:tc>
         <w:tc>
           <w:tcPr>
             <w:tcW w:w="1276" w:type="dxa"/>
-            <w:vAlign w:val="center"/>
-          </w:tcPr>
-          <w:p>
-            <w:pPr>
-              <w:rPr>
-                <w:rFonts w:ascii="Arial" w:hAnsi="Arial" w:cs="Arial"/>
-                <w:sz w:val="20"/>
-                <w:szCs w:val="20"/>
-              </w:rPr>
-            </w:pPr>
-          </w:p>
-        </w:tc>
-      </w:tr>
-      <w:tr>
-        <w:trPr>
-          <w:trHeight w:val="752"/>
-        </w:trPr>
-        <w:tc>
-          <w:tcPr>
-            <w:tcW w:w="557" w:type="dxa"/>
-            <w:shd w:val="clear" w:color="auto" w:fill="D9D9D9"/>
-            <w:vAlign w:val="center"/>
-          </w:tcPr>
-          <w:p>
-            <w:pPr>
-              <w:jc w:val="center"/>
-              <w:rPr>
-                <w:rFonts w:ascii="Arial" w:hAnsi="Arial" w:cs="Arial"/>
-                <w:b/>
-                <w:sz w:val="22"/>
-                <w:szCs w:val="22"/>
-              </w:rPr>
-            </w:pPr>
-            <w:r>
-              <w:rPr>
-                <w:rFonts w:ascii="Arial" w:hAnsi="Arial" w:cs="Arial"/>
-                <w:b/>
-                <w:sz w:val="22"/>
-                <w:szCs w:val="22"/>
-              </w:rPr>
-              <w:t>3</w:t>
-            </w:r>
-          </w:p>
-        </w:tc>
-        <w:tc>
-          <w:tcPr>
-            <w:tcW w:w="992" w:type="dxa"/>
-            <w:shd w:val="clear" w:color="auto" w:fill="FFC000"/>
-            <w:vAlign w:val="center"/>
-          </w:tcPr>
-          <w:p>
-            <w:pPr>
-              <w:jc w:val="center"/>
-              <w:rPr>
-                <w:rFonts w:ascii="Arial" w:hAnsi="Arial" w:cs="Arial"/>
-                <w:sz w:val="20"/>
-                <w:szCs w:val="20"/>
-              </w:rPr>
-            </w:pPr>
-            <w:r>
-              <w:rPr>
-                <w:rFonts w:ascii="Arial" w:hAnsi="Arial" w:cs="Arial"/>
-                <w:sz w:val="20"/>
-                <w:szCs w:val="20"/>
-              </w:rPr>
-              <w:t>Med</w:t>
-            </w:r>
-          </w:p>
-        </w:tc>
-        <w:tc>
-          <w:tcPr>
-            <w:tcW w:w="8516" w:type="dxa"/>
-            <w:vAlign w:val="center"/>
-          </w:tcPr>
-          <w:p>
-            <w:pPr>
-              <w:rPr>
-                <w:rFonts w:ascii="Arial" w:hAnsi="Arial" w:cs="Arial"/>
-                <w:sz w:val="20"/>
-                <w:szCs w:val="20"/>
-              </w:rPr>
-            </w:pPr>
-            <w:r>
-              <w:rPr>
-                <w:rFonts w:ascii="Arial" w:hAnsi="Arial" w:cs="Arial"/>
-                <w:sz w:val="20"/>
-                <w:szCs w:val="20"/>
-              </w:rPr>
-              <w:t>Test Action Three, carry out tasks to reduce risk, then be even more careful</w:t>
-            </w:r>
-          </w:p>
-        </w:tc>
-        <w:tc>
-          <w:tcPr>
-            <w:tcW w:w="2410" w:type="dxa"/>
-            <w:vAlign w:val="center"/>
-          </w:tcPr>
-          <w:p>
-            <w:pPr>
-              <w:rPr>
-                <w:rStyle w:val="Emphasis"/>
-                <w:rFonts w:ascii="Arial" w:hAnsi="Arial" w:cs="Arial"/>
-                <w:b w:val="0"/>
-                <w:sz w:val="20"/>
-                <w:szCs w:val="20"/>
-              </w:rPr>
-            </w:pPr>
-            <w:r>
-              <w:rPr>
-                <w:rStyle w:val="Emphasis"/>
-                <w:rFonts w:ascii="Arial" w:hAnsi="Arial" w:cs="Arial"/>
-                <w:b w:val="0"/>
-                <w:sz w:val="20"/>
-                <w:szCs w:val="20"/>
-              </w:rPr>
-              <w:t>School Management</w:t>
-            </w:r>
-          </w:p>
-        </w:tc>
-        <w:tc>
-          <w:tcPr>
-            <w:tcW w:w="1275" w:type="dxa"/>
-            <w:vAlign w:val="center"/>
-          </w:tcPr>
-          <w:p>
-            <w:pPr>
-              <w:rPr>
-                <w:rFonts w:ascii="Arial" w:hAnsi="Arial" w:cs="Arial"/>
-                <w:sz w:val="20"/>
-                <w:szCs w:val="20"/>
-              </w:rPr>
-            </w:pPr>
-            <w:r>
-              <w:rPr>
-                <w:rFonts w:ascii="Arial" w:hAnsi="Arial" w:cs="Arial"/>
-                <w:sz w:val="20"/>
-                <w:szCs w:val="20"/>
-              </w:rPr>
-              <w:t>2 Months</w:t>
-            </w:r>
-          </w:p>
-        </w:tc>
-        <w:tc>
-          <w:tcPr>
-            <w:tcW w:w="1276" w:type="dxa"/>
-            <w:vAlign w:val="center"/>
-          </w:tcPr>
-          <w:p>
-            <w:pPr>
-              <w:rPr>
-                <w:rFonts w:ascii="Arial" w:hAnsi="Arial" w:cs="Arial"/>
-                <w:sz w:val="20"/>
-                <w:szCs w:val="20"/>
-              </w:rPr>
-            </w:pPr>
-          </w:p>
-        </w:tc>
-      </w:tr>
-      <w:tr>
-        <w:trPr>
-          <w:trHeight w:val="752"/>
-        </w:trPr>
-        <w:tc>
-          <w:tcPr>
-            <w:tcW w:w="557" w:type="dxa"/>
-            <w:tcBorders>
-              <w:top w:val="single" w:sz="4" w:space="0" w:color="auto"/>
-              <w:left w:val="single" w:sz="4" w:space="0" w:color="auto"/>
-              <w:bottom w:val="single" w:sz="4" w:space="0" w:color="auto"/>
-              <w:right w:val="single" w:sz="4" w:space="0" w:color="auto"/>
-            </w:tcBorders>
-            <w:shd w:val="clear" w:color="auto" w:fill="D9D9D9"/>
-            <w:vAlign w:val="center"/>
-          </w:tcPr>
-          <w:p>
-            <w:pPr>
-              <w:jc w:val="center"/>
-              <w:rPr>
-                <w:rFonts w:ascii="Arial" w:hAnsi="Arial" w:cs="Arial"/>
-                <w:b/>
-                <w:sz w:val="22"/>
-                <w:szCs w:val="22"/>
-              </w:rPr>
-            </w:pPr>
-            <w:r>
-              <w:rPr>
-                <w:rFonts w:ascii="Arial" w:hAnsi="Arial" w:cs="Arial"/>
-                <w:b/>
-                <w:sz w:val="22"/>
-                <w:szCs w:val="22"/>
-              </w:rPr>
-              <w:t>5</w:t>
-            </w:r>
-          </w:p>
-        </w:tc>
-        <w:tc>
-          <w:tcPr>
-            <w:tcW w:w="992" w:type="dxa"/>
-            <w:tcBorders>
-              <w:top w:val="single" w:sz="4" w:space="0" w:color="auto"/>
-              <w:left w:val="single" w:sz="4" w:space="0" w:color="auto"/>
-              <w:bottom w:val="single" w:sz="4" w:space="0" w:color="auto"/>
-              <w:right w:val="single" w:sz="4" w:space="0" w:color="auto"/>
-            </w:tcBorders>
-            <w:shd w:val="clear" w:color="auto" w:fill="FFC000"/>
-            <w:vAlign w:val="center"/>
-          </w:tcPr>
-          <w:p>
-            <w:pPr>
-              <w:jc w:val="center"/>
-              <w:rPr>
-                <w:rFonts w:ascii="Arial" w:hAnsi="Arial" w:cs="Arial"/>
-                <w:sz w:val="20"/>
-                <w:szCs w:val="20"/>
-              </w:rPr>
-            </w:pPr>
-            <w:r>
-              <w:rPr>
-                <w:rFonts w:ascii="Arial" w:hAnsi="Arial" w:cs="Arial"/>
-                <w:sz w:val="20"/>
-                <w:szCs w:val="20"/>
-              </w:rPr>
-              <w:t>Med</w:t>
-            </w:r>
-          </w:p>
-        </w:tc>
-        <w:tc>
-          <w:tcPr>
-            <w:tcW w:w="8516" w:type="dxa"/>
-            <w:tcBorders>
-              <w:top w:val="single" w:sz="4" w:space="0" w:color="auto"/>
-              <w:left w:val="single" w:sz="4" w:space="0" w:color="auto"/>
-              <w:bottom w:val="single" w:sz="4" w:space="0" w:color="auto"/>
-              <w:right w:val="single" w:sz="4" w:space="0" w:color="auto"/>
-            </w:tcBorders>
-            <w:vAlign w:val="center"/>
-          </w:tcPr>
-          <w:p>
-            <w:pPr>
-              <w:rPr>
-                <w:rFonts w:ascii="Arial" w:hAnsi="Arial" w:cs="Arial"/>
-                <w:sz w:val="20"/>
-                <w:szCs w:val="20"/>
-              </w:rPr>
-            </w:pPr>
-            <w:r>
-              <w:rPr>
-                <w:rFonts w:ascii="Arial" w:hAnsi="Arial" w:cs="Arial"/>
-                <w:sz w:val="20"/>
-                <w:szCs w:val="20"/>
-              </w:rPr>
-              <w:t>Test Action Five, carry out tasks to reduce risk, then be even more careful</w:t>
-            </w:r>
-          </w:p>
-        </w:tc>
-        <w:tc>
-          <w:tcPr>
-            <w:tcW w:w="2410" w:type="dxa"/>
-            <w:tcBorders>
-              <w:top w:val="single" w:sz="4" w:space="0" w:color="auto"/>
-              <w:left w:val="single" w:sz="4" w:space="0" w:color="auto"/>
-              <w:bottom w:val="single" w:sz="4" w:space="0" w:color="auto"/>
-              <w:right w:val="single" w:sz="4" w:space="0" w:color="auto"/>
-            </w:tcBorders>
-            <w:vAlign w:val="center"/>
-          </w:tcPr>
-          <w:p>
-            <w:pPr>
-              <w:rPr>
-                <w:rStyle w:val="Emphasis"/>
-                <w:rFonts w:ascii="Arial" w:hAnsi="Arial" w:cs="Arial"/>
-                <w:b w:val="0"/>
-                <w:sz w:val="20"/>
-                <w:szCs w:val="20"/>
-              </w:rPr>
-            </w:pPr>
-            <w:r>
-              <w:rPr>
-                <w:rStyle w:val="Emphasis"/>
-                <w:rFonts w:ascii="Arial" w:hAnsi="Arial" w:cs="Arial"/>
-                <w:b w:val="0"/>
-                <w:sz w:val="20"/>
-                <w:szCs w:val="20"/>
-              </w:rPr>
-              <w:t>School Management</w:t>
-            </w:r>
-          </w:p>
-        </w:tc>
-        <w:tc>
-          <w:tcPr>
-            <w:tcW w:w="1275" w:type="dxa"/>
-            <w:tcBorders>
-              <w:top w:val="single" w:sz="4" w:space="0" w:color="auto"/>
-              <w:left w:val="single" w:sz="4" w:space="0" w:color="auto"/>
-              <w:bottom w:val="single" w:sz="4" w:space="0" w:color="auto"/>
-              <w:right w:val="single" w:sz="4" w:space="0" w:color="auto"/>
-            </w:tcBorders>
-            <w:vAlign w:val="center"/>
-          </w:tcPr>
-          <w:p>
-            <w:pPr>
-              <w:rPr>
-                <w:rFonts w:ascii="Arial" w:hAnsi="Arial" w:cs="Arial"/>
-                <w:sz w:val="20"/>
-                <w:szCs w:val="20"/>
-              </w:rPr>
-            </w:pPr>
-            <w:r>
-              <w:rPr>
-                <w:rFonts w:ascii="Arial" w:hAnsi="Arial" w:cs="Arial"/>
-                <w:sz w:val="20"/>
-                <w:szCs w:val="20"/>
-              </w:rPr>
-              <w:t>2 Months</w:t>
-            </w:r>
-          </w:p>
-        </w:tc>
-        <w:tc>
-          <w:tcPr>
-            <w:tcW w:w="1276" w:type="dxa"/>
-            <w:tcBorders>
-              <w:top w:val="single" w:sz="4" w:space="0" w:color="auto"/>
-              <w:left w:val="single" w:sz="4" w:space="0" w:color="auto"/>
-              <w:bottom w:val="single" w:sz="4" w:space="0" w:color="auto"/>
-              <w:right w:val="single" w:sz="4" w:space="0" w:color="auto"/>
-            </w:tcBorders>
-            <w:vAlign w:val="center"/>
-          </w:tcPr>
-          <w:p>
-            <w:pPr>
-              <w:rPr>
-                <w:rFonts w:ascii="Arial" w:hAnsi="Arial" w:cs="Arial"/>
-                <w:sz w:val="20"/>
-                <w:szCs w:val="20"/>
-              </w:rPr>
-            </w:pPr>
-          </w:p>
-        </w:tc>
-      </w:tr>
-      <w:tr>
-        <w:trPr>
-          <w:trHeight w:val="752"/>
-        </w:trPr>
-        <w:tc>
-          <w:tcPr>
-            <w:tcW w:w="557" w:type="dxa"/>
-            <w:tcBorders>
-              <w:top w:val="single" w:sz="4" w:space="0" w:color="auto"/>
-              <w:left w:val="single" w:sz="4" w:space="0" w:color="auto"/>
-              <w:bottom w:val="single" w:sz="4" w:space="0" w:color="auto"/>
-              <w:right w:val="single" w:sz="4" w:space="0" w:color="auto"/>
-            </w:tcBorders>
-            <w:shd w:val="clear" w:color="auto" w:fill="D9D9D9"/>
-            <w:vAlign w:val="center"/>
-          </w:tcPr>
-          <w:p>
-            <w:pPr>
-              <w:jc w:val="center"/>
-              <w:rPr>
-                <w:rFonts w:ascii="Arial" w:hAnsi="Arial" w:cs="Arial"/>
-                <w:b/>
-                <w:sz w:val="22"/>
-                <w:szCs w:val="22"/>
-              </w:rPr>
-            </w:pPr>
-            <w:r>
-              <w:rPr>
-                <w:rFonts w:ascii="Arial" w:hAnsi="Arial" w:cs="Arial"/>
-                <w:b/>
-                <w:sz w:val="22"/>
-                <w:szCs w:val="22"/>
-              </w:rPr>
-              <w:t>6</w:t>
-            </w:r>
-          </w:p>
-        </w:tc>
-        <w:tc>
-          <w:tcPr>
-            <w:tcW w:w="992" w:type="dxa"/>
-            <w:tcBorders>
-              <w:top w:val="single" w:sz="4" w:space="0" w:color="auto"/>
-              <w:left w:val="single" w:sz="4" w:space="0" w:color="auto"/>
-              <w:bottom w:val="single" w:sz="4" w:space="0" w:color="auto"/>
-              <w:right w:val="single" w:sz="4" w:space="0" w:color="auto"/>
-            </w:tcBorders>
-            <w:shd w:val="clear" w:color="auto" w:fill="FFC000"/>
-            <w:vAlign w:val="center"/>
-          </w:tcPr>
-          <w:p>
-            <w:pPr>
-              <w:jc w:val="center"/>
-              <w:rPr>
-                <w:rFonts w:ascii="Arial" w:hAnsi="Arial" w:cs="Arial"/>
-                <w:sz w:val="20"/>
-                <w:szCs w:val="20"/>
-              </w:rPr>
-            </w:pPr>
-            <w:r>
-              <w:rPr>
-                <w:rFonts w:ascii="Arial" w:hAnsi="Arial" w:cs="Arial"/>
-                <w:sz w:val="20"/>
-                <w:szCs w:val="20"/>
-              </w:rPr>
-              <w:t>Med</w:t>
-            </w:r>
-          </w:p>
-        </w:tc>
-        <w:tc>
-          <w:tcPr>
-            <w:tcW w:w="8516" w:type="dxa"/>
-            <w:tcBorders>
-              <w:top w:val="single" w:sz="4" w:space="0" w:color="auto"/>
-              <w:left w:val="single" w:sz="4" w:space="0" w:color="auto"/>
-              <w:bottom w:val="single" w:sz="4" w:space="0" w:color="auto"/>
-              <w:right w:val="single" w:sz="4" w:space="0" w:color="auto"/>
-            </w:tcBorders>
-            <w:vAlign w:val="center"/>
-          </w:tcPr>
-          <w:p>
-            <w:pPr>
-              <w:rPr>
-                <w:rFonts w:ascii="Arial" w:hAnsi="Arial" w:cs="Arial"/>
-                <w:sz w:val="20"/>
-                <w:szCs w:val="20"/>
-              </w:rPr>
-            </w:pPr>
-            <w:r>
-              <w:rPr>
-                <w:rFonts w:ascii="Arial" w:hAnsi="Arial" w:cs="Arial"/>
-                <w:sz w:val="20"/>
-                <w:szCs w:val="20"/>
-              </w:rPr>
-              <w:t>Test Action Six, carry out tasks to reduce risk, then be even more careful</w:t>
-            </w:r>
-          </w:p>
-        </w:tc>
-        <w:tc>
-          <w:tcPr>
-            <w:tcW w:w="2410" w:type="dxa"/>
-            <w:tcBorders>
-              <w:top w:val="single" w:sz="4" w:space="0" w:color="auto"/>
-              <w:left w:val="single" w:sz="4" w:space="0" w:color="auto"/>
-              <w:bottom w:val="single" w:sz="4" w:space="0" w:color="auto"/>
-              <w:right w:val="single" w:sz="4" w:space="0" w:color="auto"/>
-            </w:tcBorders>
-            <w:vAlign w:val="center"/>
-          </w:tcPr>
-          <w:p>
-            <w:pPr>
-              <w:rPr>
-                <w:rStyle w:val="Emphasis"/>
-                <w:rFonts w:ascii="Arial" w:hAnsi="Arial" w:cs="Arial"/>
-                <w:b w:val="0"/>
-                <w:sz w:val="20"/>
-                <w:szCs w:val="20"/>
-              </w:rPr>
-            </w:pPr>
-            <w:r>
-              <w:rPr>
-                <w:rStyle w:val="Emphasis"/>
-                <w:rFonts w:ascii="Arial" w:hAnsi="Arial" w:cs="Arial"/>
-                <w:b w:val="0"/>
-                <w:sz w:val="20"/>
-                <w:szCs w:val="20"/>
-              </w:rPr>
-              <w:t>School Management</w:t>
-            </w:r>
-          </w:p>
-        </w:tc>
-        <w:tc>
-          <w:tcPr>
-            <w:tcW w:w="1275" w:type="dxa"/>
-            <w:tcBorders>
-              <w:top w:val="single" w:sz="4" w:space="0" w:color="auto"/>
-              <w:left w:val="single" w:sz="4" w:space="0" w:color="auto"/>
-              <w:bottom w:val="single" w:sz="4" w:space="0" w:color="auto"/>
-              <w:right w:val="single" w:sz="4" w:space="0" w:color="auto"/>
-            </w:tcBorders>
-            <w:vAlign w:val="center"/>
-          </w:tcPr>
-          <w:p>
-            <w:pPr>
-              <w:rPr>
-                <w:rFonts w:ascii="Arial" w:hAnsi="Arial" w:cs="Arial"/>
-                <w:sz w:val="20"/>
-                <w:szCs w:val="20"/>
-              </w:rPr>
-            </w:pPr>
-            <w:r>
-              <w:rPr>
-                <w:rFonts w:ascii="Arial" w:hAnsi="Arial" w:cs="Arial"/>
-                <w:sz w:val="20"/>
-                <w:szCs w:val="20"/>
-              </w:rPr>
-              <w:t>2 Months</w:t>
-            </w:r>
-          </w:p>
-        </w:tc>
-        <w:tc>
-          <w:tcPr>
-            <w:tcW w:w="1276" w:type="dxa"/>
-            <w:tcBorders>
-              <w:top w:val="single" w:sz="4" w:space="0" w:color="auto"/>
-              <w:left w:val="single" w:sz="4" w:space="0" w:color="auto"/>
-              <w:bottom w:val="single" w:sz="4" w:space="0" w:color="auto"/>
-              <w:right w:val="single" w:sz="4" w:space="0" w:color="auto"/>
-            </w:tcBorders>
             <w:vAlign w:val="center"/>
           </w:tcPr>
           <w:p>
@@ -13006,31 +12528,31 @@
       </w:pPr>
     </w:lvl>
   </w:abstractNum>
-  <w:num w:numId="1" w16cid:durableId="537280102">
+  <w:num w:numId="1" w16cid:durableId="877477511">
     <w:abstractNumId w:val="4"/>
   </w:num>
-  <w:num w:numId="2" w16cid:durableId="121274169">
+  <w:num w:numId="2" w16cid:durableId="62527052">
     <w:abstractNumId w:val="0"/>
   </w:num>
-  <w:num w:numId="3" w16cid:durableId="288515163">
+  <w:num w:numId="3" w16cid:durableId="155659086">
     <w:abstractNumId w:val="6"/>
   </w:num>
-  <w:num w:numId="4" w16cid:durableId="1285309898">
+  <w:num w:numId="4" w16cid:durableId="2105030954">
     <w:abstractNumId w:val="8"/>
   </w:num>
-  <w:num w:numId="5" w16cid:durableId="179974702">
+  <w:num w:numId="5" w16cid:durableId="1045568269">
     <w:abstractNumId w:val="1"/>
   </w:num>
-  <w:num w:numId="6" w16cid:durableId="1471707616">
+  <w:num w:numId="6" w16cid:durableId="1780221200">
     <w:abstractNumId w:val="3"/>
   </w:num>
-  <w:num w:numId="7" w16cid:durableId="1332492360">
+  <w:num w:numId="7" w16cid:durableId="1626035608">
     <w:abstractNumId w:val="5"/>
   </w:num>
-  <w:num w:numId="8" w16cid:durableId="1823934298">
+  <w:num w:numId="8" w16cid:durableId="2122451640">
     <w:abstractNumId w:val="2"/>
   </w:num>
-  <w:num w:numId="9" w16cid:durableId="989359093">
+  <w:num w:numId="9" w16cid:durableId="2018920586">
     <w:abstractNumId w:val="7"/>
   </w:num>
 </w:numbering>
